--- a/docs/docx/module/pop_gen_hwe.docx
+++ b/docs/docx/module/pop_gen_hwe.docx
@@ -8,6 +8,14 @@
       </w:pPr>
       <w:r>
         <w:t xml:space="preserve">Population Genetics: Fish Pond Simulator</w:t>
+      </w:r>
+    </w:p>
+    <w:p>
+      <w:pPr>
+        <w:pStyle w:val="Date"/>
+      </w:pPr>
+      <w:r>
+        <w:t xml:space="preserve">2026-04-29</w:t>
       </w:r>
     </w:p>
     <w:p>

--- a/docs/docx/module/pop_gen_hwe.docx
+++ b/docs/docx/module/pop_gen_hwe.docx
@@ -15,7 +15,7 @@
         <w:pStyle w:val="Date"/>
       </w:pPr>
       <w:r>
-        <w:t xml:space="preserve">2026-04-29</w:t>
+        <w:t xml:space="preserve">2026-05-28</w:t>
       </w:r>
     </w:p>
     <w:p>

--- a/docs/docx/module/pop_gen_hwe.docx
+++ b/docs/docx/module/pop_gen_hwe.docx
@@ -15,7 +15,7 @@
         <w:pStyle w:val="Date"/>
       </w:pPr>
       <w:r>
-        <w:t xml:space="preserve">2026-05-28</w:t>
+        <w:t xml:space="preserve">2026-06-01</w:t>
       </w:r>
     </w:p>
     <w:p>

--- a/docs/docx/module/pop_gen_hwe.docx
+++ b/docs/docx/module/pop_gen_hwe.docx
@@ -15,7 +15,7 @@
         <w:pStyle w:val="Date"/>
       </w:pPr>
       <w:r>
-        <w:t xml:space="preserve">2026-06-01</w:t>
+        <w:t xml:space="preserve">2026-06-02</w:t>
       </w:r>
     </w:p>
     <w:p>

--- a/docs/docx/module/pop_gen_hwe.docx
+++ b/docs/docx/module/pop_gen_hwe.docx
@@ -15,7 +15,7 @@
         <w:pStyle w:val="Date"/>
       </w:pPr>
       <w:r>
-        <w:t xml:space="preserve">2026-06-02</w:t>
+        <w:t xml:space="preserve">2026-06-03</w:t>
       </w:r>
     </w:p>
     <w:p>

--- a/docs/docx/module/pop_gen_hwe.docx
+++ b/docs/docx/module/pop_gen_hwe.docx
@@ -15,7 +15,7 @@
         <w:pStyle w:val="Date"/>
       </w:pPr>
       <w:r>
-        <w:t xml:space="preserve">2026-06-03</w:t>
+        <w:t xml:space="preserve">2026-07-22</w:t>
       </w:r>
     </w:p>
     <w:p>

--- a/docs/docx/module/pop_gen_hwe.docx
+++ b/docs/docx/module/pop_gen_hwe.docx
@@ -15,7 +15,7 @@
         <w:pStyle w:val="Date"/>
       </w:pPr>
       <w:r>
-        <w:t xml:space="preserve">2026-07-22</w:t>
+        <w:t xml:space="preserve">2026-08-26</w:t>
       </w:r>
     </w:p>
     <w:p>
@@ -162,68 +162,7 @@
       </w:r>
     </w:p>
     <w:bookmarkEnd w:id="24"/>
-    <w:bookmarkStart w:id="25" w:name="learning-objectives"/>
-    <w:p>
-      <w:pPr>
-        <w:pStyle w:val="Heading2"/>
-      </w:pPr>
-      <w:r>
-        <w:t xml:space="preserve">Learning Objectives</w:t>
-      </w:r>
-    </w:p>
-    <w:p>
-      <w:pPr>
-        <w:numPr>
-          <w:ilvl w:val="0"/>
-          <w:numId w:val="1002"/>
-        </w:numPr>
-      </w:pPr>
-      <w:r>
-        <w:t xml:space="preserve">Determine if a population is in Hardy-Weinberg equilibrium</w:t>
-      </w:r>
-    </w:p>
-    <w:p>
-      <w:pPr>
-        <w:numPr>
-          <w:ilvl w:val="0"/>
-          <w:numId w:val="1002"/>
-        </w:numPr>
-      </w:pPr>
-      <w:r>
-        <w:t xml:space="preserve">Compare and contrast natural selection and genetic drift</w:t>
-      </w:r>
-    </w:p>
-    <w:p>
-      <w:pPr>
-        <w:numPr>
-          <w:ilvl w:val="0"/>
-          <w:numId w:val="1002"/>
-        </w:numPr>
-      </w:pPr>
-      <w:r>
-        <w:t xml:space="preserve">Predict outcomes of interactions between genotypes and environmental pressures</w:t>
-      </w:r>
-    </w:p>
-    <w:bookmarkEnd w:id="25"/>
-    <w:bookmarkStart w:id="26" w:name="prerequisites"/>
-    <w:p>
-      <w:pPr>
-        <w:pStyle w:val="Heading2"/>
-      </w:pPr>
-      <w:r>
-        <w:t xml:space="preserve">Prerequisites</w:t>
-      </w:r>
-    </w:p>
-    <w:p>
-      <w:pPr>
-        <w:pStyle w:val="FirstParagraph"/>
-      </w:pPr>
-      <w:r>
-        <w:t xml:space="preserve">Students will benefit from some awareness of basic evolutionary theory, particularly Mendelian inheritance, as well as the concepts of phenotypes, genotypes, and the relationship between the two. Students should also understand the concepts of genetic drift and natural selection.</w:t>
-      </w:r>
-    </w:p>
-    <w:bookmarkEnd w:id="26"/>
-    <w:bookmarkStart w:id="34" w:name="evaluation"/>
+    <w:bookmarkStart w:id="32" w:name="evaluation"/>
     <w:p>
       <w:pPr>
         <w:pStyle w:val="Heading2"/>
@@ -281,18 +220,18 @@
                 <wp:inline>
                   <wp:extent cx="152400" cy="152400"/>
                   <wp:effectExtent b="0" l="0" r="0" t="0"/>
-                  <wp:docPr descr="" title="" id="28" name="Picture"/>
+                  <wp:docPr descr="" title="" id="26" name="Picture"/>
                   <a:graphic>
                     <a:graphicData uri="http://schemas.openxmlformats.org/drawingml/2006/picture">
                       <pic:pic>
                         <pic:nvPicPr>
-                          <pic:cNvPr descr="/opt/quarto/share/formats/docx/tip.png" id="29" name="Picture"/>
+                          <pic:cNvPr descr="/opt/quarto/share/formats/docx/tip.png" id="27" name="Picture"/>
                           <pic:cNvPicPr>
                             <a:picLocks noChangeArrowheads="1" noChangeAspect="1"/>
                           </pic:cNvPicPr>
                         </pic:nvPicPr>
                         <pic:blipFill>
-                          <a:blip r:embed="rId27"/>
+                          <a:blip r:embed="rId25"/>
                           <a:stretch>
                             <a:fillRect/>
                           </a:stretch>
@@ -348,7 +287,7 @@
             <w:pPr>
               <w:spacing w:before="16"/>
             </w:pPr>
-            <w:hyperlink r:id="rId30">
+            <w:hyperlink r:id="rId28">
               <w:r>
                 <w:rPr>
                   <w:rStyle w:val="Hyperlink"/>
@@ -361,7 +300,7 @@
             <w:pPr>
               <w:pStyle w:val="BodyText"/>
             </w:pPr>
-            <w:hyperlink r:id="rId31">
+            <w:hyperlink r:id="rId29">
               <w:r>
                 <w:rPr>
                   <w:rStyle w:val="Hyperlink"/>
@@ -377,7 +316,7 @@
             <w:pPr>
               <w:spacing w:after="16"/>
             </w:pPr>
-            <w:hyperlink r:id="rId32">
+            <w:hyperlink r:id="rId30">
               <w:r>
                 <w:rPr>
                   <w:rStyle w:val="Hyperlink"/>
@@ -400,7 +339,7 @@
       <w:r>
         <w:t xml:space="preserve"> </w:t>
       </w:r>
-      <w:hyperlink r:id="rId33">
+      <w:hyperlink r:id="rId31">
         <w:r>
           <w:rPr>
             <w:rStyle w:val="Hyperlink"/>
@@ -444,101 +383,341 @@
         <w:t xml:space="preserve">org).</w:t>
       </w:r>
     </w:p>
-    <w:bookmarkEnd w:id="34"/>
-    <w:bookmarkStart w:id="46" w:name="materials"/>
+    <w:bookmarkEnd w:id="32"/>
+    <w:bookmarkStart w:id="33" w:name="learning-objectives"/>
     <w:p>
       <w:pPr>
         <w:pStyle w:val="Heading2"/>
       </w:pPr>
       <w:r>
-        <w:t xml:space="preserve">Materials</w:t>
-      </w:r>
-    </w:p>
-    <w:bookmarkStart w:id="42" w:name="student-activity"/>
-    <w:p>
-      <w:pPr>
-        <w:pStyle w:val="Heading3"/>
-      </w:pPr>
-      <w:r>
-        <w:t xml:space="preserve">Student Activity</w:t>
-      </w:r>
-    </w:p>
-    <w:p>
-      <w:pPr>
-        <w:pStyle w:val="FirstParagraph"/>
-      </w:pPr>
-      <w:r>
-        <w:t xml:space="preserve">You can use this module in several formats. Feel free to adapt to your needs!</w:t>
-      </w:r>
-    </w:p>
-    <w:p>
-      <w:pPr>
-        <w:pStyle w:val="Compact"/>
+        <w:t xml:space="preserve">Learning Objectives</w:t>
+      </w:r>
+    </w:p>
+    <w:p>
+      <w:pPr>
         <w:numPr>
           <w:ilvl w:val="0"/>
-          <w:numId w:val="1003"/>
+          <w:numId w:val="1002"/>
         </w:numPr>
       </w:pPr>
-      <w:hyperlink r:id="rId35">
-        <w:r>
-          <w:rPr>
-            <w:rStyle w:val="Hyperlink"/>
-          </w:rPr>
-          <w:t xml:space="preserve">Web page</w:t>
-        </w:r>
-      </w:hyperlink>
-    </w:p>
-    <w:p>
-      <w:pPr>
-        <w:pStyle w:val="Compact"/>
+      <w:r>
+        <w:t xml:space="preserve">Determine if a population is in Hardy-Weinberg equilibrium</w:t>
+      </w:r>
+    </w:p>
+    <w:p>
+      <w:pPr>
         <w:numPr>
           <w:ilvl w:val="0"/>
-          <w:numId w:val="1003"/>
+          <w:numId w:val="1002"/>
         </w:numPr>
       </w:pPr>
-      <w:hyperlink r:id="rId36">
-        <w:r>
-          <w:rPr>
-            <w:rStyle w:val="Hyperlink"/>
-          </w:rPr>
-          <w:t xml:space="preserve">Quarto (qmd)</w:t>
-        </w:r>
-      </w:hyperlink>
-    </w:p>
-    <w:p>
-      <w:pPr>
-        <w:pStyle w:val="Compact"/>
+      <w:r>
+        <w:t xml:space="preserve">Compare and contrast natural selection and genetic drift</w:t>
+      </w:r>
+    </w:p>
+    <w:p>
+      <w:pPr>
         <w:numPr>
           <w:ilvl w:val="0"/>
-          <w:numId w:val="1003"/>
+          <w:numId w:val="1002"/>
         </w:numPr>
       </w:pPr>
-      <w:hyperlink r:id="rId37">
-        <w:r>
-          <w:rPr>
-            <w:rStyle w:val="Hyperlink"/>
-          </w:rPr>
-          <w:t xml:space="preserve">Word (docx)</w:t>
-        </w:r>
-      </w:hyperlink>
-    </w:p>
-    <w:p>
-      <w:pPr>
-        <w:pStyle w:val="Compact"/>
-        <w:numPr>
-          <w:ilvl w:val="0"/>
-          <w:numId w:val="1003"/>
-        </w:numPr>
-      </w:pPr>
-      <w:hyperlink r:id="rId38">
-        <w:r>
-          <w:rPr>
-            <w:rStyle w:val="Hyperlink"/>
-          </w:rPr>
-          <w:t xml:space="preserve">Google doc</w:t>
-        </w:r>
-      </w:hyperlink>
-    </w:p>
+      <w:r>
+        <w:t xml:space="preserve">Predict outcomes of interactions between genotypes and environmental pressures</w:t>
+      </w:r>
+    </w:p>
+    <w:bookmarkEnd w:id="33"/>
+    <w:bookmarkStart w:id="34" w:name="prerequisites"/>
+    <w:p>
+      <w:pPr>
+        <w:pStyle w:val="Heading2"/>
+      </w:pPr>
+      <w:r>
+        <w:t xml:space="preserve">Prerequisites</w:t>
+      </w:r>
+    </w:p>
+    <w:p>
+      <w:pPr>
+        <w:pStyle w:val="FirstParagraph"/>
+      </w:pPr>
+      <w:r>
+        <w:t xml:space="preserve">Students will benefit from some awareness of basic evolutionary theory, particularly Mendelian inheritance, as well as the concepts of phenotypes, genotypes, and the relationship between the two. Students should also understand the concepts of genetic drift and natural selection.</w:t>
+      </w:r>
+    </w:p>
+    <w:bookmarkEnd w:id="34"/>
+    <w:bookmarkStart w:id="46" w:name="student-materials"/>
+    <w:p>
+      <w:pPr>
+        <w:pStyle w:val="Heading2"/>
+      </w:pPr>
+      <w:r>
+        <w:t xml:space="preserve">Student Materials</w:t>
+      </w:r>
+    </w:p>
+    <w:p>
+      <w:pPr>
+        <w:pStyle w:val="FirstParagraph"/>
+      </w:pPr>
+      <w:r>
+        <w:t xml:space="preserve">You can use this module in several formats. Feel free to adapt to your needs!</w:t>
+      </w:r>
+    </w:p>
+    <w:tbl>
+      <w:tblPr>
+        <w:tblStyle w:val="Table"/>
+        <w:tblLook w:firstRow="0" w:lastRow="0" w:firstColumn="0" w:lastColumn="0" w:noHBand="0" w:noVBand="0" w:val="0000"/>
+        <w:tblBorders>
+          <w:top w:val="single" w:sz="4" w:space="0" w:color="0758E5"/>
+          <w:left w:val="single" w:sz="24" w:space="0" w:color="0758E5"/>
+          <w:bottom w:val="single" w:sz="4" w:space="0" w:color="0758E5"/>
+          <w:right w:val="single" w:sz="4" w:space="0" w:color="0758E5"/>
+        </w:tblBorders>
+        <w:tblCellMar>
+          <w:left w:w="144" w:type="dxa"/>
+          <w:right w:w="144" w:type="dxa"/>
+        </w:tblCellMar>
+        <w:tblLook w:firstRow="0" w:lastRow="0" w:firstColumn="0" w:lastColumn="0" w:noHBand="0" w:noVBand="0" w:val="0000"/>
+      </w:tblPr>
+      <w:tr>
+        <w:trPr>
+          <w:cantSplit/>
+        </w:trPr>
+        <w:tc>
+          <w:tcPr>
+            <w:shd w:color="auto" w:fill="dae6fb" w:val="clear"/>
+            <w:tcMar>
+              <w:top w:w="92" w:type="dxa"/>
+              <w:bottom w:w="92" w:type="dxa"/>
+            </w:tcMar>
+          </w:tcPr>
+          <w:p>
+            <w:pPr>
+              <w:pStyle w:val="BodyText"/>
+            </w:pPr>
+            <w:pPr>
+              <w:spacing w:before="16" w:after="16"/>
+            </w:pPr>
+            <w:r>
+              <w:t xml:space="preserve">Student Activity</w:t>
+            </w:r>
+          </w:p>
+        </w:tc>
+      </w:tr>
+      <w:tr>
+        <w:trPr>
+          <w:cantSplit/>
+        </w:trPr>
+        <w:tc>
+          <w:tcPr>
+            <w:tcMar>
+              <w:top w:w="108" w:type="dxa"/>
+              <w:bottom w:w="108" w:type="dxa"/>
+            </w:tcMar>
+          </w:tcPr>
+          <w:p>
+            <w:pPr>
+              <w:pStyle w:val="Compact"/>
+              <w:numPr>
+                <w:ilvl w:val="0"/>
+                <w:numId w:val="1003"/>
+              </w:numPr>
+            </w:pPr>
+            <w:hyperlink r:id="rId35">
+              <w:r>
+                <w:rPr>
+                  <w:rStyle w:val="Hyperlink"/>
+                </w:rPr>
+                <w:t xml:space="preserve">Web page</w:t>
+              </w:r>
+            </w:hyperlink>
+          </w:p>
+          <w:p>
+            <w:pPr>
+              <w:pStyle w:val="Compact"/>
+              <w:numPr>
+                <w:ilvl w:val="0"/>
+                <w:numId w:val="1003"/>
+              </w:numPr>
+            </w:pPr>
+            <w:hyperlink r:id="rId36">
+              <w:r>
+                <w:rPr>
+                  <w:rStyle w:val="Hyperlink"/>
+                </w:rPr>
+                <w:t xml:space="preserve">Quarto (qmd)</w:t>
+              </w:r>
+            </w:hyperlink>
+          </w:p>
+          <w:p>
+            <w:pPr>
+              <w:pStyle w:val="Compact"/>
+              <w:numPr>
+                <w:ilvl w:val="0"/>
+                <w:numId w:val="1003"/>
+              </w:numPr>
+            </w:pPr>
+            <w:hyperlink r:id="rId37">
+              <w:r>
+                <w:rPr>
+                  <w:rStyle w:val="Hyperlink"/>
+                </w:rPr>
+                <w:t xml:space="preserve">Word (docx)</w:t>
+              </w:r>
+            </w:hyperlink>
+          </w:p>
+          <w:p>
+            <w:pPr>
+              <w:pStyle w:val="Compact"/>
+              <w:numPr>
+                <w:ilvl w:val="0"/>
+                <w:numId w:val="1003"/>
+              </w:numPr>
+            </w:pPr>
+            <w:hyperlink r:id="rId38">
+              <w:r>
+                <w:rPr>
+                  <w:rStyle w:val="Hyperlink"/>
+                </w:rPr>
+                <w:t xml:space="preserve">Google doc</w:t>
+              </w:r>
+            </w:hyperlink>
+          </w:p>
+          <w:p/>
+        </w:tc>
+      </w:tr>
+    </w:tbl>
+    <w:p>
+      <w:pPr>
+        <w:pStyle w:val="FirstParagraph"/>
+      </w:pPr>
+      <w:r>
+        <w:t xml:space="preserve"> </w:t>
+      </w:r>
+    </w:p>
+    <w:tbl>
+      <w:tblPr>
+        <w:tblStyle w:val="Table"/>
+        <w:tblLook w:firstRow="0" w:lastRow="0" w:firstColumn="0" w:lastColumn="0" w:noHBand="0" w:noVBand="0" w:val="0000"/>
+        <w:tblBorders>
+          <w:top w:val="single" w:sz="4" w:space="0" w:color="0758E5"/>
+          <w:left w:val="single" w:sz="24" w:space="0" w:color="0758E5"/>
+          <w:bottom w:val="single" w:sz="4" w:space="0" w:color="0758E5"/>
+          <w:right w:val="single" w:sz="4" w:space="0" w:color="0758E5"/>
+        </w:tblBorders>
+        <w:tblCellMar>
+          <w:left w:w="144" w:type="dxa"/>
+          <w:right w:w="144" w:type="dxa"/>
+        </w:tblCellMar>
+        <w:tblLook w:firstRow="0" w:lastRow="0" w:firstColumn="0" w:lastColumn="0" w:noHBand="0" w:noVBand="0" w:val="0000"/>
+      </w:tblPr>
+      <w:tr>
+        <w:trPr>
+          <w:cantSplit/>
+        </w:trPr>
+        <w:tc>
+          <w:tcPr>
+            <w:shd w:color="auto" w:fill="dae6fb" w:val="clear"/>
+            <w:tcMar>
+              <w:top w:w="92" w:type="dxa"/>
+              <w:bottom w:w="92" w:type="dxa"/>
+            </w:tcMar>
+          </w:tcPr>
+          <w:p>
+            <w:pPr>
+              <w:pStyle w:val="BodyText"/>
+            </w:pPr>
+            <w:pPr>
+              <w:spacing w:before="16" w:after="16"/>
+            </w:pPr>
+            <w:r>
+              <w:t xml:space="preserve">Student Activity - Questions Only</w:t>
+            </w:r>
+          </w:p>
+        </w:tc>
+      </w:tr>
+      <w:tr>
+        <w:trPr>
+          <w:cantSplit/>
+        </w:trPr>
+        <w:tc>
+          <w:tcPr>
+            <w:tcMar>
+              <w:top w:w="108" w:type="dxa"/>
+              <w:bottom w:w="108" w:type="dxa"/>
+            </w:tcMar>
+          </w:tcPr>
+          <w:p>
+            <w:pPr>
+              <w:pStyle w:val="Compact"/>
+              <w:numPr>
+                <w:ilvl w:val="0"/>
+                <w:numId w:val="1004"/>
+              </w:numPr>
+            </w:pPr>
+            <w:hyperlink r:id="rId39">
+              <w:r>
+                <w:rPr>
+                  <w:rStyle w:val="Hyperlink"/>
+                </w:rPr>
+                <w:t xml:space="preserve">Web page</w:t>
+              </w:r>
+            </w:hyperlink>
+          </w:p>
+          <w:p>
+            <w:pPr>
+              <w:pStyle w:val="Compact"/>
+              <w:numPr>
+                <w:ilvl w:val="0"/>
+                <w:numId w:val="1004"/>
+              </w:numPr>
+            </w:pPr>
+            <w:hyperlink r:id="rId40">
+              <w:r>
+                <w:rPr>
+                  <w:rStyle w:val="Hyperlink"/>
+                </w:rPr>
+                <w:t xml:space="preserve">Quarto (qmd)</w:t>
+              </w:r>
+            </w:hyperlink>
+          </w:p>
+          <w:p>
+            <w:pPr>
+              <w:pStyle w:val="Compact"/>
+              <w:numPr>
+                <w:ilvl w:val="0"/>
+                <w:numId w:val="1004"/>
+              </w:numPr>
+            </w:pPr>
+            <w:hyperlink r:id="rId41">
+              <w:r>
+                <w:rPr>
+                  <w:rStyle w:val="Hyperlink"/>
+                </w:rPr>
+                <w:t xml:space="preserve">Word (docx)</w:t>
+              </w:r>
+            </w:hyperlink>
+          </w:p>
+          <w:p>
+            <w:pPr>
+              <w:pStyle w:val="Compact"/>
+              <w:numPr>
+                <w:ilvl w:val="0"/>
+                <w:numId w:val="1004"/>
+              </w:numPr>
+            </w:pPr>
+            <w:hyperlink r:id="rId42">
+              <w:r>
+                <w:rPr>
+                  <w:rStyle w:val="Hyperlink"/>
+                </w:rPr>
+                <w:t xml:space="preserve">Google doc</w:t>
+              </w:r>
+            </w:hyperlink>
+          </w:p>
+          <w:p/>
+        </w:tc>
+      </w:tr>
+    </w:tbl>
     <w:p>
       <w:pPr>
         <w:pStyle w:val="FirstParagraph"/>
@@ -588,18 +767,18 @@
                 <wp:inline>
                   <wp:extent cx="152400" cy="152400"/>
                   <wp:effectExtent b="0" l="0" r="0" t="0"/>
-                  <wp:docPr descr="" title="" id="40" name="Picture"/>
+                  <wp:docPr descr="" title="" id="44" name="Picture"/>
                   <a:graphic>
                     <a:graphicData uri="http://schemas.openxmlformats.org/drawingml/2006/picture">
                       <pic:pic>
                         <pic:nvPicPr>
-                          <pic:cNvPr descr="/opt/quarto/share/formats/docx/warning.png" id="41" name="Picture"/>
+                          <pic:cNvPr descr="/opt/quarto/share/formats/docx/warning.png" id="45" name="Picture"/>
                           <pic:cNvPicPr>
                             <a:picLocks noChangeArrowheads="1" noChangeAspect="1"/>
                           </pic:cNvPicPr>
                         </pic:nvPicPr>
                         <pic:blipFill>
-                          <a:blip r:embed="rId39"/>
+                          <a:blip r:embed="rId43"/>
                           <a:stretch>
                             <a:fillRect/>
                           </a:stretch>
@@ -667,7 +846,7 @@
               <w:spacing w:after="16"/>
             </w:pPr>
             <w:r>
-              <w:t xml:space="preserve">In particular, students will be accessing the</w:t>
+              <w:t xml:space="preserve">Link:</w:t>
             </w:r>
             <w:r>
               <w:t xml:space="preserve"> </w:t>
@@ -688,11 +867,11 @@
         </w:tc>
       </w:tr>
     </w:tbl>
-    <w:bookmarkEnd w:id="42"/>
-    <w:bookmarkStart w:id="44" w:name="instructor-materials"/>
-    <w:p>
-      <w:pPr>
-        <w:pStyle w:val="Heading3"/>
+    <w:bookmarkEnd w:id="46"/>
+    <w:bookmarkStart w:id="48" w:name="instructor-materials"/>
+    <w:p>
+      <w:pPr>
+        <w:pStyle w:val="Heading2"/>
       </w:pPr>
       <w:r>
         <w:t xml:space="preserve">Instructor Materials</w:t>
@@ -708,7 +887,7 @@
       <w:r>
         <w:t xml:space="preserve"> </w:t>
       </w:r>
-      <w:hyperlink r:id="rId43">
+      <w:hyperlink r:id="rId47">
         <w:r>
           <w:rPr>
             <w:rStyle w:val="Hyperlink"/>
@@ -728,11 +907,11 @@
         <w:t xml:space="preserve">This answer key also provides guidance on areas of the activity that students may find tricky.</w:t>
       </w:r>
     </w:p>
-    <w:bookmarkEnd w:id="44"/>
-    <w:bookmarkStart w:id="45" w:name="outline"/>
-    <w:p>
-      <w:pPr>
-        <w:pStyle w:val="Heading3"/>
+    <w:bookmarkEnd w:id="48"/>
+    <w:bookmarkStart w:id="49" w:name="outline"/>
+    <w:p>
+      <w:pPr>
+        <w:pStyle w:val="Heading2"/>
       </w:pPr>
       <w:r>
         <w:t xml:space="preserve">Outline</w:t>
@@ -743,7 +922,7 @@
         <w:pStyle w:val="Compact"/>
         <w:numPr>
           <w:ilvl w:val="0"/>
-          <w:numId w:val="1004"/>
+          <w:numId w:val="1005"/>
         </w:numPr>
       </w:pPr>
       <w:r>
@@ -755,7 +934,7 @@
         <w:pStyle w:val="Compact"/>
         <w:numPr>
           <w:ilvl w:val="0"/>
-          <w:numId w:val="1004"/>
+          <w:numId w:val="1005"/>
         </w:numPr>
       </w:pPr>
       <w:r>
@@ -767,7 +946,7 @@
         <w:pStyle w:val="Compact"/>
         <w:numPr>
           <w:ilvl w:val="0"/>
-          <w:numId w:val="1004"/>
+          <w:numId w:val="1005"/>
         </w:numPr>
       </w:pPr>
       <w:r>
@@ -779,15 +958,14 @@
         <w:pStyle w:val="Compact"/>
         <w:numPr>
           <w:ilvl w:val="0"/>
-          <w:numId w:val="1004"/>
+          <w:numId w:val="1005"/>
         </w:numPr>
       </w:pPr>
       <w:r>
         <w:t xml:space="preserve">Bonus Activity</w:t>
       </w:r>
     </w:p>
-    <w:bookmarkEnd w:id="45"/>
-    <w:bookmarkEnd w:id="46"/>
+    <w:bookmarkEnd w:id="49"/>
     <w:sectPr>
       <w:footnotePr>
         <w:numRestart w:val="eachSect"/>
@@ -1126,6 +1304,9 @@
     <w:abstractNumId w:val="991"/>
   </w:num>
   <w:num w:numId="1004">
+    <w:abstractNumId w:val="991"/>
+  </w:num>
+  <w:num w:numId="1005">
     <w:abstractNumId w:val="991"/>
   </w:num>
 </w:numbering>
